--- a/Knowledge/3-Work knowledge/1-Software Engineering/2-General Technologies/9-Databases/5-My Source/1-Intro to Databases/1-Data Models/1-Data Models.docx
+++ b/Knowledge/3-Work knowledge/1-Software Engineering/2-General Technologies/9-Databases/5-My Source/1-Intro to Databases/1-Data Models/1-Data Models.docx
@@ -33,6 +33,7 @@
       </w:pPr>
       <w:r>
         <w:rPr>
+          <w:rFonts w:ascii="Arial" w:hAnsi="Arial" w:eastAsia="Arial"/>
           <w:b/>
           <w:color w:val="000000"/>
           <w:sz w:val="18"/>
@@ -42,6 +43,7 @@
       </w:r>
       <w:r>
         <w:rPr>
+          <w:rFonts w:ascii="Arial" w:hAnsi="Arial" w:eastAsia="Arial"/>
           <w:color w:val="000000"/>
           <w:sz w:val="18"/>
           <w:highlight w:val="lightGray"/>
@@ -50,6 +52,7 @@
       </w:r>
       <w:r>
         <w:rPr>
+          <w:rFonts w:ascii="Arial" w:hAnsi="Arial" w:eastAsia="Arial"/>
           <w:b/>
           <w:color w:val="000000"/>
           <w:sz w:val="18"/>
@@ -59,6 +62,7 @@
       </w:r>
       <w:r>
         <w:rPr>
+          <w:rFonts w:ascii="Arial" w:hAnsi="Arial" w:eastAsia="Arial"/>
           <w:color w:val="000000"/>
           <w:sz w:val="18"/>
           <w:highlight w:val="lightGray"/>
@@ -67,6 +71,7 @@
       </w:r>
       <w:r>
         <w:rPr>
+          <w:rFonts w:ascii="Arial" w:hAnsi="Arial" w:eastAsia="Arial"/>
           <w:b/>
           <w:color w:val="000000"/>
           <w:sz w:val="18"/>
@@ -76,6 +81,7 @@
       </w:r>
       <w:r>
         <w:rPr>
+          <w:rFonts w:ascii="Arial" w:hAnsi="Arial" w:eastAsia="Arial"/>
           <w:color w:val="000000"/>
           <w:sz w:val="18"/>
           <w:highlight w:val="lightGray"/>
@@ -207,6 +213,7 @@
       </w:pPr>
       <w:r>
         <w:rPr>
+          <w:rFonts w:ascii="Arial" w:hAnsi="Arial" w:eastAsia="Arial"/>
           <w:b/>
           <w:color w:val="000000"/>
           <w:sz w:val="18"/>
@@ -216,6 +223,7 @@
       </w:r>
       <w:r>
         <w:rPr>
+          <w:rFonts w:ascii="Arial" w:hAnsi="Arial" w:eastAsia="Arial"/>
           <w:color w:val="000000"/>
           <w:sz w:val="18"/>
           <w:highlight w:val="lightGray"/>
@@ -224,6 +232,7 @@
       </w:r>
       <w:r>
         <w:rPr>
+          <w:rFonts w:ascii="Arial" w:hAnsi="Arial" w:eastAsia="Arial"/>
           <w:b/>
           <w:color w:val="000000"/>
           <w:sz w:val="18"/>
@@ -233,6 +242,7 @@
       </w:r>
       <w:r>
         <w:rPr>
+          <w:rFonts w:ascii="Arial" w:hAnsi="Arial" w:eastAsia="Arial"/>
           <w:color w:val="000000"/>
           <w:sz w:val="18"/>
           <w:highlight w:val="lightGray"/>
@@ -241,6 +251,7 @@
       </w:r>
       <w:r>
         <w:rPr>
+          <w:rFonts w:ascii="Arial" w:hAnsi="Arial" w:eastAsia="Arial"/>
           <w:b/>
           <w:color w:val="000000"/>
           <w:sz w:val="18"/>
@@ -250,6 +261,7 @@
       </w:r>
       <w:r>
         <w:rPr>
+          <w:rFonts w:ascii="Arial" w:hAnsi="Arial" w:eastAsia="Arial"/>
           <w:color w:val="000000"/>
           <w:sz w:val="18"/>
           <w:highlight w:val="lightGray"/>
@@ -371,6 +383,7 @@
       </w:pPr>
       <w:r>
         <w:rPr>
+          <w:rFonts w:ascii="Arial" w:hAnsi="Arial" w:eastAsia="Arial"/>
           <w:b/>
           <w:color w:val="000000"/>
           <w:sz w:val="18"/>
@@ -380,6 +393,7 @@
       </w:r>
       <w:r>
         <w:rPr>
+          <w:rFonts w:ascii="Arial" w:hAnsi="Arial" w:eastAsia="Arial"/>
           <w:color w:val="000000"/>
           <w:sz w:val="18"/>
           <w:highlight w:val="lightGray"/>
@@ -388,6 +402,7 @@
       </w:r>
       <w:r>
         <w:rPr>
+          <w:rFonts w:ascii="Arial" w:hAnsi="Arial" w:eastAsia="Arial"/>
           <w:b/>
           <w:color w:val="000000"/>
           <w:sz w:val="18"/>
@@ -397,6 +412,7 @@
       </w:r>
       <w:r>
         <w:rPr>
+          <w:rFonts w:ascii="Arial" w:hAnsi="Arial" w:eastAsia="Arial"/>
           <w:color w:val="000000"/>
           <w:sz w:val="18"/>
           <w:highlight w:val="lightGray"/>
@@ -405,6 +421,7 @@
       </w:r>
       <w:r>
         <w:rPr>
+          <w:rFonts w:ascii="Arial" w:hAnsi="Arial" w:eastAsia="Arial"/>
           <w:b/>
           <w:color w:val="000000"/>
           <w:sz w:val="18"/>
@@ -414,6 +431,7 @@
       </w:r>
       <w:r>
         <w:rPr>
+          <w:rFonts w:ascii="Arial" w:hAnsi="Arial" w:eastAsia="Arial"/>
           <w:color w:val="000000"/>
           <w:sz w:val="18"/>
           <w:highlight w:val="lightGray"/>
@@ -899,6 +917,7 @@
       </w:pPr>
       <w:r>
         <w:rPr>
+          <w:rFonts w:ascii="Arial" w:hAnsi="Arial" w:eastAsia="Arial"/>
           <w:b/>
           <w:color w:val="000000"/>
           <w:sz w:val="18"/>
@@ -908,6 +927,7 @@
       </w:r>
       <w:r>
         <w:rPr>
+          <w:rFonts w:ascii="Arial" w:hAnsi="Arial" w:eastAsia="Arial"/>
           <w:color w:val="000000"/>
           <w:sz w:val="18"/>
           <w:highlight w:val="lightGray"/>
@@ -916,6 +936,7 @@
       </w:r>
       <w:r>
         <w:rPr>
+          <w:rFonts w:ascii="Arial" w:hAnsi="Arial" w:eastAsia="Arial"/>
           <w:b/>
           <w:color w:val="000000"/>
           <w:sz w:val="18"/>
@@ -925,6 +946,7 @@
       </w:r>
       <w:r>
         <w:rPr>
+          <w:rFonts w:ascii="Arial" w:hAnsi="Arial" w:eastAsia="Arial"/>
           <w:color w:val="000000"/>
           <w:sz w:val="18"/>
           <w:highlight w:val="lightGray"/>
@@ -933,6 +955,7 @@
       </w:r>
       <w:r>
         <w:rPr>
+          <w:rFonts w:ascii="Arial" w:hAnsi="Arial" w:eastAsia="Arial"/>
           <w:b/>
           <w:color w:val="000000"/>
           <w:sz w:val="18"/>
@@ -942,6 +965,7 @@
       </w:r>
       <w:r>
         <w:rPr>
+          <w:rFonts w:ascii="Arial" w:hAnsi="Arial" w:eastAsia="Arial"/>
           <w:color w:val="000000"/>
           <w:sz w:val="18"/>
           <w:highlight w:val="lightGray"/>
@@ -1144,6 +1168,7 @@
       </w:pPr>
       <w:r>
         <w:rPr>
+          <w:rFonts w:ascii="Arial" w:hAnsi="Arial" w:eastAsia="Arial"/>
           <w:b/>
           <w:color w:val="000000"/>
           <w:sz w:val="18"/>
@@ -1153,6 +1178,7 @@
       </w:r>
       <w:r>
         <w:rPr>
+          <w:rFonts w:ascii="Arial" w:hAnsi="Arial" w:eastAsia="Arial"/>
           <w:color w:val="000000"/>
           <w:sz w:val="18"/>
           <w:highlight w:val="lightGray"/>
@@ -1161,6 +1187,7 @@
       </w:r>
       <w:r>
         <w:rPr>
+          <w:rFonts w:ascii="Arial" w:hAnsi="Arial" w:eastAsia="Arial"/>
           <w:b/>
           <w:color w:val="000000"/>
           <w:sz w:val="18"/>
@@ -1170,6 +1197,7 @@
       </w:r>
       <w:r>
         <w:rPr>
+          <w:rFonts w:ascii="Arial" w:hAnsi="Arial" w:eastAsia="Arial"/>
           <w:color w:val="000000"/>
           <w:sz w:val="18"/>
           <w:highlight w:val="lightGray"/>
@@ -1178,6 +1206,7 @@
       </w:r>
       <w:r>
         <w:rPr>
+          <w:rFonts w:ascii="Arial" w:hAnsi="Arial" w:eastAsia="Arial"/>
           <w:b/>
           <w:color w:val="000000"/>
           <w:sz w:val="18"/>
@@ -1187,6 +1216,7 @@
       </w:r>
       <w:r>
         <w:rPr>
+          <w:rFonts w:ascii="Arial" w:hAnsi="Arial" w:eastAsia="Arial"/>
           <w:color w:val="000000"/>
           <w:sz w:val="18"/>
           <w:highlight w:val="lightGray"/>
@@ -1640,6 +1670,7 @@
       </w:pPr>
       <w:r>
         <w:rPr>
+          <w:rFonts w:ascii="Arial" w:hAnsi="Arial" w:eastAsia="Arial"/>
           <w:b/>
           <w:color w:val="000000"/>
           <w:sz w:val="18"/>
@@ -1649,6 +1680,7 @@
       </w:r>
       <w:r>
         <w:rPr>
+          <w:rFonts w:ascii="Arial" w:hAnsi="Arial" w:eastAsia="Arial"/>
           <w:color w:val="000000"/>
           <w:sz w:val="18"/>
           <w:highlight w:val="lightGray"/>
@@ -1657,6 +1689,7 @@
       </w:r>
       <w:r>
         <w:rPr>
+          <w:rFonts w:ascii="Arial" w:hAnsi="Arial" w:eastAsia="Arial"/>
           <w:b/>
           <w:color w:val="000000"/>
           <w:sz w:val="18"/>
@@ -1666,6 +1699,7 @@
       </w:r>
       <w:r>
         <w:rPr>
+          <w:rFonts w:ascii="Arial" w:hAnsi="Arial" w:eastAsia="Arial"/>
           <w:color w:val="000000"/>
           <w:sz w:val="18"/>
           <w:highlight w:val="lightGray"/>
@@ -1674,6 +1708,7 @@
       </w:r>
       <w:r>
         <w:rPr>
+          <w:rFonts w:ascii="Arial" w:hAnsi="Arial" w:eastAsia="Arial"/>
           <w:b/>
           <w:color w:val="000000"/>
           <w:sz w:val="18"/>
@@ -1683,6 +1718,7 @@
       </w:r>
       <w:r>
         <w:rPr>
+          <w:rFonts w:ascii="Arial" w:hAnsi="Arial" w:eastAsia="Arial"/>
           <w:color w:val="000000"/>
           <w:sz w:val="18"/>
           <w:highlight w:val="lightGray"/>
@@ -2531,6 +2567,7 @@
       </w:pPr>
       <w:r>
         <w:rPr>
+          <w:rFonts w:ascii="Arial" w:hAnsi="Arial" w:eastAsia="Arial"/>
           <w:b/>
           <w:color w:val="000000"/>
           <w:sz w:val="18"/>
@@ -2540,6 +2577,7 @@
       </w:r>
       <w:r>
         <w:rPr>
+          <w:rFonts w:ascii="Arial" w:hAnsi="Arial" w:eastAsia="Arial"/>
           <w:color w:val="000000"/>
           <w:sz w:val="18"/>
           <w:highlight w:val="lightGray"/>
@@ -2548,6 +2586,7 @@
       </w:r>
       <w:r>
         <w:rPr>
+          <w:rFonts w:ascii="Arial" w:hAnsi="Arial" w:eastAsia="Arial"/>
           <w:b/>
           <w:color w:val="000000"/>
           <w:sz w:val="18"/>
@@ -2557,6 +2596,7 @@
       </w:r>
       <w:r>
         <w:rPr>
+          <w:rFonts w:ascii="Arial" w:hAnsi="Arial" w:eastAsia="Arial"/>
           <w:color w:val="000000"/>
           <w:sz w:val="18"/>
           <w:highlight w:val="lightGray"/>
@@ -2565,6 +2605,7 @@
       </w:r>
       <w:r>
         <w:rPr>
+          <w:rFonts w:ascii="Arial" w:hAnsi="Arial" w:eastAsia="Arial"/>
           <w:b/>
           <w:color w:val="000000"/>
           <w:sz w:val="18"/>
@@ -2574,6 +2615,7 @@
       </w:r>
       <w:r>
         <w:rPr>
+          <w:rFonts w:ascii="Arial" w:hAnsi="Arial" w:eastAsia="Arial"/>
           <w:color w:val="000000"/>
           <w:sz w:val="18"/>
           <w:highlight w:val="lightGray"/>
@@ -2752,6 +2794,7 @@
     <w:p>
       <w:r>
         <w:rPr>
+          <w:rFonts w:ascii="Arial" w:hAnsi="Arial" w:eastAsia="Arial"/>
           <w:b/>
           <w:color w:val="000000"/>
           <w:sz w:val="18"/>
@@ -2761,6 +2804,7 @@
       </w:r>
       <w:r>
         <w:rPr>
+          <w:rFonts w:ascii="Arial" w:hAnsi="Arial" w:eastAsia="Arial"/>
           <w:color w:val="000000"/>
           <w:sz w:val="18"/>
           <w:highlight w:val="lightGray"/>
@@ -2769,6 +2813,7 @@
       </w:r>
       <w:r>
         <w:rPr>
+          <w:rFonts w:ascii="Arial" w:hAnsi="Arial" w:eastAsia="Arial"/>
           <w:b/>
           <w:color w:val="000000"/>
           <w:sz w:val="18"/>
@@ -2778,6 +2823,7 @@
       </w:r>
       <w:r>
         <w:rPr>
+          <w:rFonts w:ascii="Arial" w:hAnsi="Arial" w:eastAsia="Arial"/>
           <w:color w:val="000000"/>
           <w:sz w:val="18"/>
           <w:highlight w:val="lightGray"/>
@@ -2786,6 +2832,7 @@
       </w:r>
       <w:r>
         <w:rPr>
+          <w:rFonts w:ascii="Arial" w:hAnsi="Arial" w:eastAsia="Arial"/>
           <w:b/>
           <w:color w:val="000000"/>
           <w:sz w:val="18"/>
@@ -2795,6 +2842,7 @@
       </w:r>
       <w:r>
         <w:rPr>
+          <w:rFonts w:ascii="Arial" w:hAnsi="Arial" w:eastAsia="Arial"/>
           <w:color w:val="000000"/>
           <w:sz w:val="18"/>
           <w:highlight w:val="lightGray"/>
@@ -3150,6 +3198,7 @@
     <w:p>
       <w:r>
         <w:rPr>
+          <w:rFonts w:ascii="Arial" w:hAnsi="Arial" w:eastAsia="Arial"/>
           <w:b/>
           <w:color w:val="000000"/>
           <w:sz w:val="18"/>
@@ -3159,6 +3208,7 @@
       </w:r>
       <w:r>
         <w:rPr>
+          <w:rFonts w:ascii="Arial" w:hAnsi="Arial" w:eastAsia="Arial"/>
           <w:color w:val="000000"/>
           <w:sz w:val="18"/>
           <w:highlight w:val="lightGray"/>
@@ -3167,6 +3217,7 @@
       </w:r>
       <w:r>
         <w:rPr>
+          <w:rFonts w:ascii="Arial" w:hAnsi="Arial" w:eastAsia="Arial"/>
           <w:b/>
           <w:color w:val="000000"/>
           <w:sz w:val="18"/>
@@ -3176,6 +3227,7 @@
       </w:r>
       <w:r>
         <w:rPr>
+          <w:rFonts w:ascii="Arial" w:hAnsi="Arial" w:eastAsia="Arial"/>
           <w:color w:val="000000"/>
           <w:sz w:val="18"/>
           <w:highlight w:val="lightGray"/>
@@ -3184,6 +3236,7 @@
       </w:r>
       <w:r>
         <w:rPr>
+          <w:rFonts w:ascii="Arial" w:hAnsi="Arial" w:eastAsia="Arial"/>
           <w:b/>
           <w:color w:val="000000"/>
           <w:sz w:val="18"/>
@@ -3193,6 +3246,7 @@
       </w:r>
       <w:r>
         <w:rPr>
+          <w:rFonts w:ascii="Arial" w:hAnsi="Arial" w:eastAsia="Arial"/>
           <w:color w:val="000000"/>
           <w:sz w:val="18"/>
           <w:highlight w:val="lightGray"/>

--- a/Knowledge/3-Work knowledge/1-Software Engineering/2-General Technologies/9-Databases/5-My Source/1-Intro to Databases/1-Data Models/1-Data Models.docx
+++ b/Knowledge/3-Work knowledge/1-Software Engineering/2-General Technologies/9-Databases/5-My Source/1-Intro to Databases/1-Data Models/1-Data Models.docx
@@ -11,6 +11,9 @@
         <w:pStyle w:val="Heading1"/>
       </w:pPr>
       <w:r>
+        <w:rPr>
+          <w:rFonts w:ascii="Calibri Light" w:hAnsi="Calibri Light" w:eastAsia="Calibri Light"/>
+        </w:rPr>
         <w:t>Data Models</w:t>
       </w:r>
     </w:p>
@@ -22,7 +25,7 @@
       <w:bookmarkEnd w:id="1"/>
       <w:r>
         <w:rPr>
-          <w:rFonts w:ascii="Arial Unicode MS" w:eastAsia="Arial Unicode MS" w:hAnsi="Arial Unicode MS" w:cs="Arial Unicode MS"/>
+          <w:rFonts w:ascii="Calibri Light" w:eastAsia="Calibri Light" w:hAnsi="Calibri Light" w:cs="Arial Unicode MS"/>
         </w:rPr>
         <w:t>✅ What is a Data Model?</w:t>
       </w:r>
@@ -204,6 +207,9 @@
       <w:bookmarkStart w:id="2" w:name="_4rlfs5o07swu" w:colFirst="0" w:colLast="0"/>
       <w:bookmarkEnd w:id="2"/>
       <w:r>
+        <w:rPr>
+          <w:rFonts w:ascii="Calibri Light" w:hAnsi="Calibri Light" w:eastAsia="Calibri Light"/>
+        </w:rPr>
         <w:t>🔹 In Simple Terms:</w:t>
       </w:r>
     </w:p>
@@ -367,6 +373,9 @@
       <w:bookmarkStart w:id="3" w:name="_j77a6plh2o6h" w:colFirst="0" w:colLast="0"/>
       <w:bookmarkEnd w:id="3"/>
       <w:r>
+        <w:rPr>
+          <w:rFonts w:ascii="Calibri Light" w:hAnsi="Calibri Light" w:eastAsia="Calibri Light"/>
+        </w:rPr>
         <w:t>🧱 Why Data Models Are Important</w:t>
       </w:r>
     </w:p>
@@ -901,6 +910,9 @@
       <w:bookmarkStart w:id="4" w:name="_pe2eyq9foftb" w:colFirst="0" w:colLast="0"/>
       <w:bookmarkEnd w:id="4"/>
       <w:r>
+        <w:rPr>
+          <w:rFonts w:ascii="Calibri Light" w:hAnsi="Calibri Light" w:eastAsia="Calibri Light"/>
+        </w:rPr>
         <w:t>🧩 Components of a Data Model</w:t>
       </w:r>
     </w:p>
@@ -1152,6 +1164,9 @@
       <w:bookmarkStart w:id="5" w:name="_8mg3h8lv5nb8" w:colFirst="0" w:colLast="0"/>
       <w:bookmarkEnd w:id="5"/>
       <w:r>
+        <w:rPr>
+          <w:rFonts w:ascii="Calibri Light" w:hAnsi="Calibri Light" w:eastAsia="Calibri Light"/>
+        </w:rPr>
         <w:t>🔍 Levels of Data Models</w:t>
       </w:r>
     </w:p>
@@ -1649,11 +1664,14 @@
       <w:bookmarkEnd w:id="6"/>
       <w:r>
         <w:rPr>
-          <w:rFonts w:ascii="Segoe UI Emoji" w:hAnsi="Segoe UI Emoji" w:cs="Segoe UI Emoji"/>
+          <w:rFonts w:ascii="Calibri Light" w:hAnsi="Calibri Light" w:cs="Segoe UI Emoji" w:eastAsia="Calibri Light"/>
         </w:rPr>
         <w:t>🧭</w:t>
       </w:r>
       <w:r>
+        <w:rPr>
+          <w:rFonts w:ascii="Calibri Light" w:hAnsi="Calibri Light" w:eastAsia="Calibri Light"/>
+        </w:rPr>
         <w:t xml:space="preserve"> Types of Data Models</w:t>
       </w:r>
     </w:p>
@@ -2551,10 +2569,14 @@
       <w:bookmarkStart w:id="7" w:name="_uzgu5k6yue5t" w:colFirst="0" w:colLast="0"/>
       <w:bookmarkEnd w:id="7"/>
       <w:r>
+        <w:rPr>
+          <w:rFonts w:ascii="Calibri Light" w:hAnsi="Calibri Light" w:eastAsia="Calibri Light"/>
+        </w:rPr>
         <w:t xml:space="preserve">🔸 </w:t>
       </w:r>
       <w:r>
         <w:rPr>
+          <w:rFonts w:ascii="Calibri Light" w:hAnsi="Calibri Light" w:eastAsia="Calibri Light"/>
           <w:b/>
           <w:bCs/>
         </w:rPr>
@@ -2761,6 +2783,9 @@
       <w:bookmarkStart w:id="8" w:name="_vyoqyj9h4mvy" w:colFirst="0" w:colLast="0"/>
       <w:bookmarkEnd w:id="8"/>
       <w:r>
+        <w:rPr>
+          <w:rFonts w:ascii="Calibri Light" w:hAnsi="Calibri Light" w:eastAsia="Calibri Light"/>
+        </w:rPr>
         <w:t>📘 Example from a Relational Data Model</w:t>
       </w:r>
     </w:p>
@@ -2779,13 +2804,14 @@
       <w:bookmarkEnd w:id="9"/>
       <w:r>
         <w:rPr>
+          <w:rFonts w:ascii="Calibri Light" w:hAnsi="Calibri Light" w:eastAsia="Calibri Light"/>
           <w:color w:val="000000"/>
         </w:rPr>
         <w:t xml:space="preserve">Entity: </w:t>
       </w:r>
       <w:r>
         <w:rPr>
-          <w:rFonts w:ascii="Roboto Mono" w:eastAsia="Roboto Mono" w:hAnsi="Roboto Mono" w:cs="Roboto Mono"/>
+          <w:rFonts w:ascii="Calibri Light" w:eastAsia="Calibri Light" w:hAnsi="Calibri Light" w:cs="Roboto Mono"/>
           <w:color w:val="188038"/>
         </w:rPr>
         <w:t>Customers</w:t>
@@ -3183,13 +3209,14 @@
       <w:bookmarkEnd w:id="10"/>
       <w:r>
         <w:rPr>
+          <w:rFonts w:ascii="Calibri Light" w:hAnsi="Calibri Light" w:eastAsia="Calibri Light"/>
           <w:color w:val="000000"/>
         </w:rPr>
         <w:t xml:space="preserve">Entity: </w:t>
       </w:r>
       <w:r>
         <w:rPr>
-          <w:rFonts w:ascii="Roboto Mono" w:eastAsia="Roboto Mono" w:hAnsi="Roboto Mono" w:cs="Roboto Mono"/>
+          <w:rFonts w:ascii="Calibri Light" w:eastAsia="Calibri Light" w:hAnsi="Calibri Light" w:cs="Roboto Mono"/>
           <w:color w:val="188038"/>
         </w:rPr>
         <w:t>Orders</w:t>
